--- a/docs/audits/VANTORA-Governance-Implementation-Roadmap.docx
+++ b/docs/audits/VANTORA-Governance-Implementation-Roadmap.docx
@@ -489,7 +489,7 @@
               <w:rPr>
                 <w:sz w:val="15"/>
               </w:rPr>
-              <w:t>Drop dead permission keys (change_requests.*, trade_spend.manage)</w:t>
+              <w:t>[A1 ✔ DONE] Drop dead permission keys (change_requests.*, trade_spend.manage)</w:t>
             </w:r>
           </w:p>
         </w:tc>
@@ -591,14 +591,14 @@
               <w:rPr>
                 <w:sz w:val="15"/>
               </w:rPr>
-              <w:t>Alias duplicate permissions (stock→inventory, customer→customers, report.aggregate→reports)</w:t>
+              <w:t>[A2 ⟶ Phase C] Consolidate permission families — NOT aliasable: they are distinct enforced perms</w:t>
             </w:r>
           </w:p>
         </w:tc>
         <w:tc>
           <w:tcPr>
             <w:tcW w:type="dxa" w:w="720"/>
-            <w:shd w:val="clear" w:color="auto" w:fill="E5F2E9"/>
+            <w:shd w:val="clear" w:color="auto" w:fill="FBF1DD"/>
           </w:tcPr>
           <w:p>
             <w:r/>
@@ -606,7 +606,7 @@
               <w:rPr>
                 <w:sz w:val="15"/>
               </w:rPr>
-              <w:t>IMM</w:t>
+              <w:t>APC</w:t>
             </w:r>
           </w:p>
         </w:tc>
@@ -621,7 +621,7 @@
               <w:rPr>
                 <w:sz w:val="15"/>
               </w:rPr>
-              <w:t>Removes biggest source of overlap</w:t>
+              <w:t>Real dedup, but needs migration</w:t>
             </w:r>
           </w:p>
         </w:tc>
@@ -636,7 +636,7 @@
               <w:rPr>
                 <w:sz w:val="15"/>
               </w:rPr>
-              <w:t>Low</w:t>
+              <w:t>High</w:t>
             </w:r>
           </w:p>
         </w:tc>
@@ -651,7 +651,7 @@
               <w:rPr>
                 <w:sz w:val="15"/>
               </w:rPr>
-              <w:t>M</w:t>
+              <w:t>L</w:t>
             </w:r>
           </w:p>
         </w:tc>
@@ -666,7 +666,7 @@
               <w:rPr>
                 <w:sz w:val="15"/>
               </w:rPr>
-              <w:t>None (seeders keep working)</w:t>
+              <w:t>YES — changes effective access</w:t>
             </w:r>
           </w:p>
         </w:tc>
@@ -681,7 +681,7 @@
               <w:rPr>
                 <w:sz w:val="15"/>
               </w:rPr>
-              <w:t>No</w:t>
+              <w:t>YES</w:t>
             </w:r>
           </w:p>
         </w:tc>
@@ -697,7 +697,7 @@
               <w:rPr>
                 <w:sz w:val="15"/>
               </w:rPr>
-              <w:t>Tie nav + page gating to the SAME capability flag (fix show-then-404)</w:t>
+              <w:t>[A3 ✔ DONE] Tie nav + page gating to the SAME flag (fix show-then-404)</w:t>
             </w:r>
           </w:p>
         </w:tc>
@@ -799,7 +799,7 @@
               <w:rPr>
                 <w:sz w:val="15"/>
               </w:rPr>
-              <w:t>Stop seeding label-only business types as distinct; document the 5 archetypes</w:t>
+              <w:t>[A4 ✔ DONE] Document the 5 archetypes (no type change)</w:t>
             </w:r>
           </w:p>
         </w:tc>
@@ -905,7 +905,7 @@
               <w:rPr>
                 <w:sz w:val="15"/>
               </w:rPr>
-              <w:t>Separate the two feature-flag kinds (capability vs kill-switch) in docs/registry</w:t>
+              <w:t>[A5 ✔ DONE] Catalog the two feature-flag kinds (capability vs kill-switch)</w:t>
             </w:r>
           </w:p>
         </w:tc>
@@ -962,7 +962,7 @@
               <w:rPr>
                 <w:sz w:val="15"/>
               </w:rPr>
-              <w:t>M</w:t>
+              <w:t>S</w:t>
             </w:r>
           </w:p>
         </w:tc>
@@ -2284,6 +2284,17 @@
         <w:t>These are the recommendations that can be implemented NOW with zero behavioural change for any existing tenant. They are additive, reversible, and invisible to users. This is the single most important section: it is the safe set.</w:t>
       </w:r>
     </w:p>
+    <w:p>
+      <w:r>
+        <w:rPr>
+          <w:b/>
+          <w:i w:val="0"/>
+          <w:color w:val="B46A00"/>
+          <w:sz w:val="20"/>
+        </w:rPr>
+        <w:t>UPDATE (post business-impact review): the original Quick-Win set listed permission ALIASING as zero-impact. The codebase review proved it is NOT — the 'duplicate' families are distinct enforced permissions, so aliasing changes access. It was removed from Quick Wins and reclassified to Phase C. The remaining FOUR were executed.</w:t>
+      </w:r>
+    </w:p>
     <w:tbl>
       <w:tblPr>
         <w:tblStyle w:val="TableGrid"/>
@@ -2316,7 +2327,7 @@
         </w:tc>
         <w:tc>
           <w:tcPr>
-            <w:tcW w:type="dxa" w:w="5184"/>
+            <w:tcW w:type="dxa" w:w="4608"/>
             <w:shd w:val="clear" w:color="auto" w:fill="1F2A44"/>
           </w:tcPr>
           <w:p>
@@ -2344,7 +2355,7 @@
                 <w:color w:val="FFFFFF"/>
                 <w:sz w:val="17"/>
               </w:rPr>
-              <w:t>Reversible?</w:t>
+              <w:t>Status</w:t>
             </w:r>
           </w:p>
         </w:tc>
@@ -2353,6 +2364,34 @@
         <w:tc>
           <w:tcPr>
             <w:tcW w:type="dxa" w:w="3600"/>
+          </w:tcPr>
+          <w:p>
+            <w:r/>
+            <w:r>
+              <w:rPr>
+                <w:sz w:val="16"/>
+              </w:rPr>
+              <w:t>A1 · Remove dead permission keys (change_requests.*, trade_spend.manage)</w:t>
+            </w:r>
+          </w:p>
+        </w:tc>
+        <w:tc>
+          <w:tcPr>
+            <w:tcW w:type="dxa" w:w="4608"/>
+          </w:tcPr>
+          <w:p>
+            <w:r/>
+            <w:r>
+              <w:rPr>
+                <w:sz w:val="16"/>
+              </w:rPr>
+              <w:t>Not in the code Permission type, granted to no role — removal changes no behaviour</w:t>
+            </w:r>
+          </w:p>
+        </w:tc>
+        <w:tc>
+          <w:tcPr>
+            <w:tcW w:type="dxa" w:w="1296"/>
             <w:shd w:val="clear" w:color="auto" w:fill="E5F2E9"/>
           </w:tcPr>
           <w:p>
@@ -2361,35 +2400,7 @@
               <w:rPr>
                 <w:sz w:val="16"/>
               </w:rPr>
-              <w:t>Remove dead permission keys (change_requests.*, trade_spend.manage)</w:t>
-            </w:r>
-          </w:p>
-        </w:tc>
-        <w:tc>
-          <w:tcPr>
-            <w:tcW w:type="dxa" w:w="5184"/>
-          </w:tcPr>
-          <w:p>
-            <w:r/>
-            <w:r>
-              <w:rPr>
-                <w:sz w:val="16"/>
-              </w:rPr>
-              <w:t>Not referenced by the code Permission type — nothing enforces them, so removal changes no behaviour</w:t>
-            </w:r>
-          </w:p>
-        </w:tc>
-        <w:tc>
-          <w:tcPr>
-            <w:tcW w:type="dxa" w:w="1296"/>
-          </w:tcPr>
-          <w:p>
-            <w:r/>
-            <w:r>
-              <w:rPr>
-                <w:sz w:val="16"/>
-              </w:rPr>
-              <w:t>Yes</w:t>
+              <w:t>✔ DONE</w:t>
             </w:r>
           </w:p>
         </w:tc>
@@ -2398,21 +2409,6 @@
         <w:tc>
           <w:tcPr>
             <w:tcW w:type="dxa" w:w="3600"/>
-            <w:shd w:val="clear" w:color="auto" w:fill="E5F2E9"/>
-          </w:tcPr>
-          <w:p>
-            <w:r/>
-            <w:r>
-              <w:rPr>
-                <w:sz w:val="16"/>
-              </w:rPr>
-              <w:t>Add permission ALIASES (stock.*→inventory.*, customer.*→customers.*, report.aggregate.view→reports.view)</w:t>
-            </w:r>
-          </w:p>
-        </w:tc>
-        <w:tc>
-          <w:tcPr>
-            <w:tcW w:type="dxa" w:w="5184"/>
             <w:shd w:val="clear" w:color="auto" w:fill="F2F4F8"/>
           </w:tcPr>
           <w:p>
@@ -2421,45 +2417,14 @@
               <w:rPr>
                 <w:sz w:val="16"/>
               </w:rPr>
-              <w:t>Aliases resolve old+new to the same grant; seeders and existing roles keep working untouched</w:t>
+              <w:t>A3 · Bind nav visibility to the same flag the page enforces</w:t>
             </w:r>
           </w:p>
         </w:tc>
         <w:tc>
           <w:tcPr>
-            <w:tcW w:type="dxa" w:w="1296"/>
+            <w:tcW w:type="dxa" w:w="4608"/>
             <w:shd w:val="clear" w:color="auto" w:fill="F2F4F8"/>
-          </w:tcPr>
-          <w:p>
-            <w:r/>
-            <w:r>
-              <w:rPr>
-                <w:sz w:val="16"/>
-              </w:rPr>
-              <w:t>Yes</w:t>
-            </w:r>
-          </w:p>
-        </w:tc>
-      </w:tr>
-      <w:tr>
-        <w:tc>
-          <w:tcPr>
-            <w:tcW w:type="dxa" w:w="3600"/>
-            <w:shd w:val="clear" w:color="auto" w:fill="E5F2E9"/>
-          </w:tcPr>
-          <w:p>
-            <w:r/>
-            <w:r>
-              <w:rPr>
-                <w:sz w:val="16"/>
-              </w:rPr>
-              <w:t>Bind nav visibility and page access to the same capability flag</w:t>
-            </w:r>
-          </w:p>
-        </w:tc>
-        <w:tc>
-          <w:tcPr>
-            <w:tcW w:type="dxa" w:w="5184"/>
           </w:tcPr>
           <w:p>
             <w:r/>
@@ -2474,6 +2439,7 @@
         <w:tc>
           <w:tcPr>
             <w:tcW w:type="dxa" w:w="1296"/>
+            <w:shd w:val="clear" w:color="auto" w:fill="E5F2E9"/>
           </w:tcPr>
           <w:p>
             <w:r/>
@@ -2481,7 +2447,7 @@
               <w:rPr>
                 <w:sz w:val="16"/>
               </w:rPr>
-              <w:t>Yes</w:t>
+              <w:t>✔ DONE</w:t>
             </w:r>
           </w:p>
         </w:tc>
@@ -2490,6 +2456,34 @@
         <w:tc>
           <w:tcPr>
             <w:tcW w:type="dxa" w:w="3600"/>
+          </w:tcPr>
+          <w:p>
+            <w:r/>
+            <w:r>
+              <w:rPr>
+                <w:sz w:val="16"/>
+              </w:rPr>
+              <w:t>A4 · Document the 5 archetypes (existing types unchanged)</w:t>
+            </w:r>
+          </w:p>
+        </w:tc>
+        <w:tc>
+          <w:tcPr>
+            <w:tcW w:type="dxa" w:w="4608"/>
+          </w:tcPr>
+          <w:p>
+            <w:r/>
+            <w:r>
+              <w:rPr>
+                <w:sz w:val="16"/>
+              </w:rPr>
+              <w:t>Existing tenants keep their exact business_type; documentation only</w:t>
+            </w:r>
+          </w:p>
+        </w:tc>
+        <w:tc>
+          <w:tcPr>
+            <w:tcW w:type="dxa" w:w="1296"/>
             <w:shd w:val="clear" w:color="auto" w:fill="E5F2E9"/>
           </w:tcPr>
           <w:p>
@@ -2498,13 +2492,15 @@
               <w:rPr>
                 <w:sz w:val="16"/>
               </w:rPr>
-              <w:t>Document the 5 archetypes; stop creating NEW label-only types</w:t>
+              <w:t>✔ DONE</w:t>
             </w:r>
           </w:p>
         </w:tc>
+      </w:tr>
+      <w:tr>
         <w:tc>
           <w:tcPr>
-            <w:tcW w:type="dxa" w:w="5184"/>
+            <w:tcW w:type="dxa" w:w="3600"/>
             <w:shd w:val="clear" w:color="auto" w:fill="F2F4F8"/>
           </w:tcPr>
           <w:p>
@@ -2513,45 +2509,14 @@
               <w:rPr>
                 <w:sz w:val="16"/>
               </w:rPr>
-              <w:t>Existing tenants keep their exact business_type; only the onboarding picker is curated</w:t>
+              <w:t>A5 · Catalog the two feature-flag kinds (capability vs kill-switch)</w:t>
             </w:r>
           </w:p>
         </w:tc>
         <w:tc>
           <w:tcPr>
-            <w:tcW w:type="dxa" w:w="1296"/>
+            <w:tcW w:type="dxa" w:w="4608"/>
             <w:shd w:val="clear" w:color="auto" w:fill="F2F4F8"/>
-          </w:tcPr>
-          <w:p>
-            <w:r/>
-            <w:r>
-              <w:rPr>
-                <w:sz w:val="16"/>
-              </w:rPr>
-              <w:t>Yes</w:t>
-            </w:r>
-          </w:p>
-        </w:tc>
-      </w:tr>
-      <w:tr>
-        <w:tc>
-          <w:tcPr>
-            <w:tcW w:type="dxa" w:w="3600"/>
-            <w:shd w:val="clear" w:color="auto" w:fill="E5F2E9"/>
-          </w:tcPr>
-          <w:p>
-            <w:r/>
-            <w:r>
-              <w:rPr>
-                <w:sz w:val="16"/>
-              </w:rPr>
-              <w:t>Split feature-flag kinds in the registry/docs (capability vs kill-switch)</w:t>
-            </w:r>
-          </w:p>
-        </w:tc>
-        <w:tc>
-          <w:tcPr>
-            <w:tcW w:type="dxa" w:w="5184"/>
           </w:tcPr>
           <w:p>
             <w:r/>
@@ -2566,6 +2531,7 @@
         <w:tc>
           <w:tcPr>
             <w:tcW w:type="dxa" w:w="1296"/>
+            <w:shd w:val="clear" w:color="auto" w:fill="E5F2E9"/>
           </w:tcPr>
           <w:p>
             <w:r/>
@@ -2573,7 +2539,53 @@
               <w:rPr>
                 <w:sz w:val="16"/>
               </w:rPr>
-              <w:t>Yes</w:t>
+              <w:t>✔ DONE</w:t>
+            </w:r>
+          </w:p>
+        </w:tc>
+      </w:tr>
+      <w:tr>
+        <w:tc>
+          <w:tcPr>
+            <w:tcW w:type="dxa" w:w="3600"/>
+            <w:shd w:val="clear" w:color="auto" w:fill="FBF1DD"/>
+          </w:tcPr>
+          <w:p>
+            <w:r/>
+            <w:r>
+              <w:rPr>
+                <w:sz w:val="16"/>
+              </w:rPr>
+              <w:t>A2 · Permission aliasing — REMOVED FROM QUICK WINS</w:t>
+            </w:r>
+          </w:p>
+        </w:tc>
+        <w:tc>
+          <w:tcPr>
+            <w:tcW w:type="dxa" w:w="4608"/>
+          </w:tcPr>
+          <w:p>
+            <w:r/>
+            <w:r>
+              <w:rPr>
+                <w:sz w:val="16"/>
+              </w:rPr>
+              <w:t>NOT zero-impact: distinct enforced permissions; aliasing widens access</w:t>
+            </w:r>
+          </w:p>
+        </w:tc>
+        <w:tc>
+          <w:tcPr>
+            <w:tcW w:type="dxa" w:w="1296"/>
+            <w:shd w:val="clear" w:color="auto" w:fill="FBF1DD"/>
+          </w:tcPr>
+          <w:p>
+            <w:r/>
+            <w:r>
+              <w:rPr>
+                <w:sz w:val="16"/>
+              </w:rPr>
+              <w:t>⟶ Phase C</w:t>
             </w:r>
           </w:p>
         </w:tc>
@@ -2587,7 +2599,7 @@
           <w:color w:val="1A1A1A"/>
           <w:sz w:val="20"/>
         </w:rPr>
-        <w:t>Founder decision: these five can be approved as a single 'governance hygiene' batch. Each is independently shippable, none requires data migration, and each can be reverted by removing an alias or a doc line. Recommended to do during the pilot window because they reduce confusion without touching tenant-visible behaviour.</w:t>
+        <w:t>Founder decision (executed): A1, A3, A4, A5 shipped as the governance-hygiene batch — tests 1314 passing, build green, zero behavioural change to existing tenants. A2 held for Phase C with a migration plan. No role, business type, permission family, or tenant was changed.</w:t>
       </w:r>
     </w:p>
     <w:p>
